--- a/Письмо_СФР_неиспользование_средств_2026.docx
+++ b/Письмо_СФР_неиспользование_средств_2026.docx
@@ -433,7 +433,7 @@
                 <w:szCs w:val="24"/>
               </w:rPr>
               <w:br/>
-              <w:t>по г. Москвы и М.О.</w:t>
+              <w:t>по г. Москве и Московской области</w:t>
             </w:r>
           </w:p>
           <w:p>
@@ -609,7 +609,7 @@
           <w:rFonts w:ascii="Arial" w:hAnsi="Arial" w:cs="Arial"/>
           <w:sz w:val="24"/>
         </w:rPr>
-        <w:t>ООО «Авиационные интерьеры специального назначения» уведомляет о том, что денежные средства в размере 5 167 700,75 рублей, направленные Решением Отделения Фонда пенсионного и социального страхования Российской Федерации по г.Москвы и Московской области от 31.07.2026 № 7347-Ф на финансовое обеспечение предупредительных мер по сокращению производственного травматизма и профессиональных заболеваний работников, в 2026 году использованы не будут.</w:t>
+        <w:t>ООО «Авиационные интерьеры специального назначения» уведомляет о том, что денежные средства в размере 5 167 700,75 рублей, направленные Решением Отделения Фонда пенсионного и социального страхования Российской Федерации по г. Москве и Московской области от 31.07.2026 № 7347-Ф на финансовое обеспечение предупредительных мер по сокращению производственного травматизма и профессиональных заболеваний работников, в 2026 году использованы не будут.</w:t>
       </w:r>
     </w:p>
     <w:p>

--- a/Письмо_СФР_неиспользование_средств_2026.docx
+++ b/Письмо_СФР_неиспользование_средств_2026.docx
@@ -424,7 +424,7 @@
                 <w:szCs w:val="24"/>
               </w:rPr>
               <w:br/>
-              <w:t>Социального страхования РФ</w:t>
+              <w:t>социального страхования РФ</w:t>
             </w:r>
             <w:r>
               <w:rPr>
@@ -435,17 +435,6 @@
               <w:br/>
               <w:t>по г. Москве и Московской области</w:t>
             </w:r>
-          </w:p>
-          <w:p>
-            <w:pPr>
-              <w:spacing w:line="360" w:lineRule="auto"/>
-              <w:ind w:left="197"/>
-              <w:rPr>
-                <w:rFonts w:ascii="Arial" w:hAnsi="Arial" w:cs="Arial"/>
-                <w:sz w:val="24"/>
-                <w:szCs w:val="24"/>
-              </w:rPr>
-            </w:pPr>
           </w:p>
           <w:p>
             <w:pPr>
@@ -609,7 +598,7 @@
           <w:rFonts w:ascii="Arial" w:hAnsi="Arial" w:cs="Arial"/>
           <w:sz w:val="24"/>
         </w:rPr>
-        <w:t>ООО «Авиационные интерьеры специального назначения» уведомляет о том, что денежные средства в размере 5 167 700,75 рублей, направленные Решением Отделения Фонда пенсионного и социального страхования Российской Федерации по г. Москве и Московской области от 31.07.2026 № 7347-Ф на финансовое обеспечение предупредительных мер по сокращению производственного травматизма и профессиональных заболеваний работников, в 2026 году использованы не будут.</w:t>
+        <w:t>ООО «Авиационные интерьеры специального назначения» уведомляет о том, что денежные средства в размере 5 167 700 руб. 75 коп., направленные Решением Отделения Фонда пенсионного и социального страхования Российской Федерации по г. Москве и Московской области от 31.07.2026 № 7347-Ф на финансовое обеспечение предупредительных мер по сокращению производственного травматизма и профессиональных заболеваний работников, в 2026 году использованы не будут.</w:t>
       </w:r>
     </w:p>
     <w:p>
@@ -932,7 +921,7 @@
     </w:p>
     <w:sectPr>
       <w:pgSz w:w="11906" w:h="16838"/>
-      <w:pgMar w:top="851" w:right="851" w:bottom="709" w:left="1134" w:header="709" w:footer="709" w:gutter="0"/>
+      <w:pgMar w:top="851" w:right="851" w:bottom="1134" w:left="1134" w:header="709" w:footer="709" w:gutter="0"/>
       <w:cols w:space="708"/>
       <w:docGrid w:linePitch="360"/>
     </w:sectPr>
